--- a/BA/Part 4_Requirements Documentation-20260912/Done/Manual/Artifacts/2. DoR_DoD_VNS.docx
+++ b/BA/Part 4_Requirements Documentation-20260912/Done/Manual/Artifacts/2. DoR_DoD_VNS.docx
@@ -224,7 +224,7 @@
                 <w:sz w:val="24"/>
                 <w:szCs w:val="24"/>
               </w:rPr>
-              <w:t xml:space="preserve">The story is linked to its system requirement in the Requirements Classification and approved by the Product Owner.</w:t>
+              <w:t xml:space="preserve">The story is linked to its requirement in the Requirements Classification and approved by the Product Owner.</w:t>
             </w:r>
           </w:p>
           <w:p>
@@ -514,7 +514,7 @@
                 <w:sz w:val="24"/>
                 <w:szCs w:val="24"/>
               </w:rPr>
-              <w:t xml:space="preserve">UI matches the wireframes, works on mobile and desktop and meets WCAG 2.2 AA.</w:t>
+              <w:t xml:space="preserve">UI matches the wireframes and works on phones and desktops, with the dark theme and both languages (UA / EN).</w:t>
             </w:r>
           </w:p>
           <w:p>
@@ -560,7 +560,7 @@
                 <w:sz w:val="24"/>
                 <w:szCs w:val="24"/>
               </w:rPr>
-              <w:t xml:space="preserve">Pages load in ≤ 2 s; AI requests run in a queue and do not block the interface.</w:t>
+              <w:t xml:space="preserve">Pages open within 2 s; AI requests run in the background and do not freeze the interface.</w:t>
             </w:r>
           </w:p>
           <w:p>
